--- a/06 Sixth Semester/CSE 3204 Operating System and System Programming Lab/DOCx files/3204 OS Lab Global Cover Page.docx
+++ b/06 Sixth Semester/CSE 3204 Operating System and System Programming Lab/DOCx files/3204 OS Lab Global Cover Page.docx
@@ -311,7 +311,7 @@
                 <w:sz w:val="38"/>
                 <w:szCs w:val="38"/>
               </w:rPr>
-              <w:t>Global Cover Page</w:t>
+              <w:t>Lab Report</w:t>
             </w:r>
           </w:p>
         </w:tc>
@@ -1371,7 +1371,7 @@
                 <w:sz w:val="38"/>
                 <w:szCs w:val="38"/>
               </w:rPr>
-              <w:t>Global Cover Page</w:t>
+              <w:t>Lab Report</w:t>
             </w:r>
           </w:p>
         </w:tc>
@@ -2435,7 +2435,7 @@
                 <w:sz w:val="38"/>
                 <w:szCs w:val="38"/>
               </w:rPr>
-              <w:t>Global Cover Page</w:t>
+              <w:t>Lab Report</w:t>
             </w:r>
           </w:p>
         </w:tc>
@@ -3496,7 +3496,7 @@
                 <w:sz w:val="38"/>
                 <w:szCs w:val="38"/>
               </w:rPr>
-              <w:t>Global Cover Page</w:t>
+              <w:t>Lab Report</w:t>
             </w:r>
           </w:p>
         </w:tc>
@@ -4557,7 +4557,7 @@
                 <w:sz w:val="38"/>
                 <w:szCs w:val="38"/>
               </w:rPr>
-              <w:t>Global Cover Page</w:t>
+              <w:t>Lab Report</w:t>
             </w:r>
           </w:p>
         </w:tc>
@@ -5618,7 +5618,7 @@
                 <w:sz w:val="38"/>
                 <w:szCs w:val="38"/>
               </w:rPr>
-              <w:t>Global Cover Page</w:t>
+              <w:t>Lab Report</w:t>
             </w:r>
           </w:p>
         </w:tc>
@@ -6679,7 +6679,7 @@
                 <w:sz w:val="38"/>
                 <w:szCs w:val="38"/>
               </w:rPr>
-              <w:t>Global Cover Page</w:t>
+              <w:t>Lab Report</w:t>
             </w:r>
           </w:p>
         </w:tc>
@@ -7740,7 +7740,7 @@
                 <w:sz w:val="38"/>
                 <w:szCs w:val="38"/>
               </w:rPr>
-              <w:t>Global Cover Page</w:t>
+              <w:t>Lab Report</w:t>
             </w:r>
           </w:p>
         </w:tc>
